--- a/Reports/Network_Packet_Log_Analytics_Documentation.docx
+++ b/Reports/Network_Packet_Log_Analytics_Documentation.docx
@@ -162,7 +162,61 @@
           <w:sz w:val="26"/>
           <w:szCs w:val="26"/>
         </w:rPr>
-        <w:t>Python 3.14  •  MySQL Workbench  •  Power BI Desktop  •  Microsoft Excel</w:t>
+        <w:t xml:space="preserve">Python </w:t>
+      </w:r>
+      <w:proofErr w:type="gramStart"/>
+      <w:r>
+        <w:rPr>
+          <w:color w:val="444444"/>
+          <w:sz w:val="26"/>
+          <w:szCs w:val="26"/>
+        </w:rPr>
+        <w:t>3.14  •</w:t>
+      </w:r>
+      <w:proofErr w:type="gramEnd"/>
+      <w:r>
+        <w:rPr>
+          <w:color w:val="444444"/>
+          <w:sz w:val="26"/>
+          <w:szCs w:val="26"/>
+        </w:rPr>
+        <w:t xml:space="preserve">  MySQL </w:t>
+      </w:r>
+      <w:proofErr w:type="gramStart"/>
+      <w:r>
+        <w:rPr>
+          <w:color w:val="444444"/>
+          <w:sz w:val="26"/>
+          <w:szCs w:val="26"/>
+        </w:rPr>
+        <w:t>Workbench  •</w:t>
+      </w:r>
+      <w:proofErr w:type="gramEnd"/>
+      <w:r>
+        <w:rPr>
+          <w:color w:val="444444"/>
+          <w:sz w:val="26"/>
+          <w:szCs w:val="26"/>
+        </w:rPr>
+        <w:t xml:space="preserve">  Power BI </w:t>
+      </w:r>
+      <w:proofErr w:type="gramStart"/>
+      <w:r>
+        <w:rPr>
+          <w:color w:val="444444"/>
+          <w:sz w:val="26"/>
+          <w:szCs w:val="26"/>
+        </w:rPr>
+        <w:t>Desktop  •</w:t>
+      </w:r>
+      <w:proofErr w:type="gramEnd"/>
+      <w:r>
+        <w:rPr>
+          <w:color w:val="444444"/>
+          <w:sz w:val="26"/>
+          <w:szCs w:val="26"/>
+        </w:rPr>
+        <w:t xml:space="preserve">  Microsoft Excel</w:t>
       </w:r>
     </w:p>
     <w:p>
@@ -234,7 +288,23 @@
         <w:jc w:val="both"/>
       </w:pPr>
       <w:r>
-        <w:t>The Network Packet Log Analytics &amp; Visualization project is a data analytics mini-project designed to collect, process, analyse, and visualize network packet log data. Network packet logs record every communication event across a network, capturing source and destination IP addresses, protocols used, data volumes, and transmission durations. Analysing this data is essential for understanding network behaviour, detecting anomalies, and optimizing performance.</w:t>
+        <w:t xml:space="preserve">The Network Packet Log Analytics &amp; Visualization project is </w:t>
+      </w:r>
+      <w:proofErr w:type="gramStart"/>
+      <w:r>
+        <w:t>a data analytics</w:t>
+      </w:r>
+      <w:proofErr w:type="gramEnd"/>
+      <w:r>
+        <w:t xml:space="preserve"> </w:t>
+      </w:r>
+      <w:proofErr w:type="gramStart"/>
+      <w:r>
+        <w:t>mini-project</w:t>
+      </w:r>
+      <w:proofErr w:type="gramEnd"/>
+      <w:r>
+        <w:t xml:space="preserve"> designed to collect, process, analyse, and visualize network packet log data. Network packet logs record every communication event across a network, capturing source and destination IP addresses, protocols used, data volumes, and transmission durations. Analysing this data is essential for understanding network behaviour, detecting anomalies, and optimizing performance.</w:t>
       </w:r>
     </w:p>
     <w:p>
@@ -1105,8 +1175,165 @@
           <w:sz w:val="26"/>
           <w:szCs w:val="26"/>
         </w:rPr>
-        <w:t>[ Excel Dataset ]  →  [ Python EDA ]  →  [ MySQL Workbench ]  →  [ Power BI Dashboard ]</w:t>
-      </w:r>
+        <w:t xml:space="preserve">[ Excel </w:t>
+      </w:r>
+      <w:proofErr w:type="gramStart"/>
+      <w:r>
+        <w:rPr>
+          <w:rFonts w:ascii="Courier New" w:eastAsia="Courier New" w:hAnsi="Courier New" w:cs="Courier New"/>
+          <w:b/>
+          <w:bCs/>
+          <w:color w:val="1F4E79"/>
+          <w:sz w:val="26"/>
+          <w:szCs w:val="26"/>
+        </w:rPr>
+        <w:t>Dataset ]</w:t>
+      </w:r>
+      <w:proofErr w:type="gramEnd"/>
+      <w:r>
+        <w:rPr>
+          <w:rFonts w:ascii="Courier New" w:eastAsia="Courier New" w:hAnsi="Courier New" w:cs="Courier New"/>
+          <w:b/>
+          <w:bCs/>
+          <w:color w:val="1F4E79"/>
+          <w:sz w:val="26"/>
+          <w:szCs w:val="26"/>
+        </w:rPr>
+        <w:t xml:space="preserve">  </w:t>
+      </w:r>
+      <w:proofErr w:type="gramStart"/>
+      <w:r>
+        <w:rPr>
+          <w:rFonts w:ascii="Courier New" w:eastAsia="Courier New" w:hAnsi="Courier New" w:cs="Courier New"/>
+          <w:b/>
+          <w:bCs/>
+          <w:color w:val="1F4E79"/>
+          <w:sz w:val="26"/>
+          <w:szCs w:val="26"/>
+        </w:rPr>
+        <w:t>→  [</w:t>
+      </w:r>
+      <w:proofErr w:type="gramEnd"/>
+      <w:r>
+        <w:rPr>
+          <w:rFonts w:ascii="Courier New" w:eastAsia="Courier New" w:hAnsi="Courier New" w:cs="Courier New"/>
+          <w:b/>
+          <w:bCs/>
+          <w:color w:val="1F4E79"/>
+          <w:sz w:val="26"/>
+          <w:szCs w:val="26"/>
+        </w:rPr>
+        <w:t xml:space="preserve"> Python </w:t>
+      </w:r>
+      <w:proofErr w:type="gramStart"/>
+      <w:r>
+        <w:rPr>
+          <w:rFonts w:ascii="Courier New" w:eastAsia="Courier New" w:hAnsi="Courier New" w:cs="Courier New"/>
+          <w:b/>
+          <w:bCs/>
+          <w:color w:val="1F4E79"/>
+          <w:sz w:val="26"/>
+          <w:szCs w:val="26"/>
+        </w:rPr>
+        <w:t>EDA ]</w:t>
+      </w:r>
+      <w:proofErr w:type="gramEnd"/>
+      <w:r>
+        <w:rPr>
+          <w:rFonts w:ascii="Courier New" w:eastAsia="Courier New" w:hAnsi="Courier New" w:cs="Courier New"/>
+          <w:b/>
+          <w:bCs/>
+          <w:color w:val="1F4E79"/>
+          <w:sz w:val="26"/>
+          <w:szCs w:val="26"/>
+        </w:rPr>
+        <w:t xml:space="preserve">  </w:t>
+      </w:r>
+      <w:proofErr w:type="gramStart"/>
+      <w:r>
+        <w:rPr>
+          <w:rFonts w:ascii="Courier New" w:eastAsia="Courier New" w:hAnsi="Courier New" w:cs="Courier New"/>
+          <w:b/>
+          <w:bCs/>
+          <w:color w:val="1F4E79"/>
+          <w:sz w:val="26"/>
+          <w:szCs w:val="26"/>
+        </w:rPr>
+        <w:t>→  [</w:t>
+      </w:r>
+      <w:proofErr w:type="gramEnd"/>
+      <w:r>
+        <w:rPr>
+          <w:rFonts w:ascii="Courier New" w:eastAsia="Courier New" w:hAnsi="Courier New" w:cs="Courier New"/>
+          <w:b/>
+          <w:bCs/>
+          <w:color w:val="1F4E79"/>
+          <w:sz w:val="26"/>
+          <w:szCs w:val="26"/>
+        </w:rPr>
+        <w:t xml:space="preserve"> MySQL </w:t>
+      </w:r>
+      <w:proofErr w:type="gramStart"/>
+      <w:r>
+        <w:rPr>
+          <w:rFonts w:ascii="Courier New" w:eastAsia="Courier New" w:hAnsi="Courier New" w:cs="Courier New"/>
+          <w:b/>
+          <w:bCs/>
+          <w:color w:val="1F4E79"/>
+          <w:sz w:val="26"/>
+          <w:szCs w:val="26"/>
+        </w:rPr>
+        <w:t>Workbench ]</w:t>
+      </w:r>
+      <w:proofErr w:type="gramEnd"/>
+      <w:r>
+        <w:rPr>
+          <w:rFonts w:ascii="Courier New" w:eastAsia="Courier New" w:hAnsi="Courier New" w:cs="Courier New"/>
+          <w:b/>
+          <w:bCs/>
+          <w:color w:val="1F4E79"/>
+          <w:sz w:val="26"/>
+          <w:szCs w:val="26"/>
+        </w:rPr>
+        <w:t xml:space="preserve">  </w:t>
+      </w:r>
+      <w:proofErr w:type="gramStart"/>
+      <w:r>
+        <w:rPr>
+          <w:rFonts w:ascii="Courier New" w:eastAsia="Courier New" w:hAnsi="Courier New" w:cs="Courier New"/>
+          <w:b/>
+          <w:bCs/>
+          <w:color w:val="1F4E79"/>
+          <w:sz w:val="26"/>
+          <w:szCs w:val="26"/>
+        </w:rPr>
+        <w:t>→  [</w:t>
+      </w:r>
+      <w:proofErr w:type="gramEnd"/>
+      <w:r>
+        <w:rPr>
+          <w:rFonts w:ascii="Courier New" w:eastAsia="Courier New" w:hAnsi="Courier New" w:cs="Courier New"/>
+          <w:b/>
+          <w:bCs/>
+          <w:color w:val="1F4E79"/>
+          <w:sz w:val="26"/>
+          <w:szCs w:val="26"/>
+        </w:rPr>
+        <w:t xml:space="preserve"> Power BI </w:t>
+      </w:r>
+      <w:proofErr w:type="gramStart"/>
+      <w:r>
+        <w:rPr>
+          <w:rFonts w:ascii="Courier New" w:eastAsia="Courier New" w:hAnsi="Courier New" w:cs="Courier New"/>
+          <w:b/>
+          <w:bCs/>
+          <w:color w:val="1F4E79"/>
+          <w:sz w:val="26"/>
+          <w:szCs w:val="26"/>
+        </w:rPr>
+        <w:t>Dashboard ]</w:t>
+      </w:r>
+      <w:proofErr w:type="gramEnd"/>
     </w:p>
     <w:p>
       <w:pPr>
@@ -1339,7 +1566,23 @@
                 <w:sz w:val="24"/>
                 <w:szCs w:val="24"/>
               </w:rPr>
-              <w:t>Time of packet capture (HH:MM:SS)</w:t>
+              <w:t>Time of packet capture (HH:</w:t>
+            </w:r>
+            <w:proofErr w:type="gramStart"/>
+            <w:r>
+              <w:rPr>
+                <w:sz w:val="24"/>
+                <w:szCs w:val="24"/>
+              </w:rPr>
+              <w:t>MM:SS</w:t>
+            </w:r>
+            <w:proofErr w:type="gramEnd"/>
+            <w:r>
+              <w:rPr>
+                <w:sz w:val="24"/>
+                <w:szCs w:val="24"/>
+              </w:rPr>
+              <w:t>)</w:t>
             </w:r>
           </w:p>
         </w:tc>
@@ -2245,6 +2488,7 @@
         <w:t xml:space="preserve">import </w:t>
       </w:r>
       <w:proofErr w:type="spellStart"/>
+      <w:proofErr w:type="gramStart"/>
       <w:r>
         <w:rPr>
           <w:rFonts w:ascii="Courier New" w:eastAsia="Courier New" w:hAnsi="Courier New" w:cs="Courier New"/>
@@ -2254,6 +2498,7 @@
         <w:t>matplotlib.pyplot</w:t>
       </w:r>
       <w:proofErr w:type="spellEnd"/>
+      <w:proofErr w:type="gramEnd"/>
       <w:r>
         <w:rPr>
           <w:rFonts w:ascii="Courier New" w:eastAsia="Courier New" w:hAnsi="Courier New" w:cs="Courier New"/>
@@ -2345,13 +2590,23 @@
         <w:t xml:space="preserve"> = </w:t>
       </w:r>
       <w:proofErr w:type="spellStart"/>
-      <w:r>
-        <w:rPr>
-          <w:rFonts w:ascii="Courier New" w:eastAsia="Courier New" w:hAnsi="Courier New" w:cs="Courier New"/>
-          <w:sz w:val="22"/>
-          <w:szCs w:val="22"/>
-        </w:rPr>
-        <w:t>pd.read_csv</w:t>
+      <w:proofErr w:type="gramStart"/>
+      <w:r>
+        <w:rPr>
+          <w:rFonts w:ascii="Courier New" w:eastAsia="Courier New" w:hAnsi="Courier New" w:cs="Courier New"/>
+          <w:sz w:val="22"/>
+          <w:szCs w:val="22"/>
+        </w:rPr>
+        <w:t>pd.read</w:t>
+      </w:r>
+      <w:proofErr w:type="gramEnd"/>
+      <w:r>
+        <w:rPr>
+          <w:rFonts w:ascii="Courier New" w:eastAsia="Courier New" w:hAnsi="Courier New" w:cs="Courier New"/>
+          <w:sz w:val="22"/>
+          <w:szCs w:val="22"/>
+        </w:rPr>
+        <w:t>_csv</w:t>
       </w:r>
       <w:proofErr w:type="spellEnd"/>
       <w:r>
@@ -2398,6 +2653,7 @@
         <w:t>print(</w:t>
       </w:r>
       <w:proofErr w:type="spellStart"/>
+      <w:proofErr w:type="gramStart"/>
       <w:r>
         <w:rPr>
           <w:rFonts w:ascii="Courier New" w:eastAsia="Courier New" w:hAnsi="Courier New" w:cs="Courier New"/>
@@ -2413,7 +2669,16 @@
           <w:sz w:val="22"/>
           <w:szCs w:val="22"/>
         </w:rPr>
-        <w:t>)  # Show columns</w:t>
+        <w:t>)  #</w:t>
+      </w:r>
+      <w:proofErr w:type="gramEnd"/>
+      <w:r>
+        <w:rPr>
+          <w:rFonts w:ascii="Courier New" w:eastAsia="Courier New" w:hAnsi="Courier New" w:cs="Courier New"/>
+          <w:sz w:val="22"/>
+          <w:szCs w:val="22"/>
+        </w:rPr>
+        <w:t xml:space="preserve"> Show columns</w:t>
       </w:r>
     </w:p>
     <w:p>
@@ -2433,6 +2698,7 @@
         <w:t>print(</w:t>
       </w:r>
       <w:proofErr w:type="spellStart"/>
+      <w:proofErr w:type="gramStart"/>
       <w:r>
         <w:rPr>
           <w:rFonts w:ascii="Courier New" w:eastAsia="Courier New" w:hAnsi="Courier New" w:cs="Courier New"/>
@@ -2442,13 +2708,50 @@
         <w:t>df.isnull</w:t>
       </w:r>
       <w:proofErr w:type="spellEnd"/>
-      <w:r>
-        <w:rPr>
-          <w:rFonts w:ascii="Courier New" w:eastAsia="Courier New" w:hAnsi="Courier New" w:cs="Courier New"/>
-          <w:sz w:val="22"/>
-          <w:szCs w:val="22"/>
-        </w:rPr>
-        <w:t>().sum())  # Check null values</w:t>
+      <w:proofErr w:type="gramEnd"/>
+      <w:r>
+        <w:rPr>
+          <w:rFonts w:ascii="Courier New" w:eastAsia="Courier New" w:hAnsi="Courier New" w:cs="Courier New"/>
+          <w:sz w:val="22"/>
+          <w:szCs w:val="22"/>
+        </w:rPr>
+        <w:t>(</w:t>
+      </w:r>
+      <w:proofErr w:type="gramStart"/>
+      <w:r>
+        <w:rPr>
+          <w:rFonts w:ascii="Courier New" w:eastAsia="Courier New" w:hAnsi="Courier New" w:cs="Courier New"/>
+          <w:sz w:val="22"/>
+          <w:szCs w:val="22"/>
+        </w:rPr>
+        <w:t>).sum</w:t>
+      </w:r>
+      <w:proofErr w:type="gramEnd"/>
+      <w:r>
+        <w:rPr>
+          <w:rFonts w:ascii="Courier New" w:eastAsia="Courier New" w:hAnsi="Courier New" w:cs="Courier New"/>
+          <w:sz w:val="22"/>
+          <w:szCs w:val="22"/>
+        </w:rPr>
+        <w:t>(</w:t>
+      </w:r>
+      <w:proofErr w:type="gramStart"/>
+      <w:r>
+        <w:rPr>
+          <w:rFonts w:ascii="Courier New" w:eastAsia="Courier New" w:hAnsi="Courier New" w:cs="Courier New"/>
+          <w:sz w:val="22"/>
+          <w:szCs w:val="22"/>
+        </w:rPr>
+        <w:t>))  #</w:t>
+      </w:r>
+      <w:proofErr w:type="gramEnd"/>
+      <w:r>
+        <w:rPr>
+          <w:rFonts w:ascii="Courier New" w:eastAsia="Courier New" w:hAnsi="Courier New" w:cs="Courier New"/>
+          <w:sz w:val="22"/>
+          <w:szCs w:val="22"/>
+        </w:rPr>
+        <w:t xml:space="preserve"> Check null values</w:t>
       </w:r>
     </w:p>
     <w:p>
@@ -2478,6 +2781,7 @@
         <w:t xml:space="preserve"> = </w:t>
       </w:r>
       <w:proofErr w:type="spellStart"/>
+      <w:proofErr w:type="gramStart"/>
       <w:r>
         <w:rPr>
           <w:rFonts w:ascii="Courier New" w:eastAsia="Courier New" w:hAnsi="Courier New" w:cs="Courier New"/>
@@ -2487,13 +2791,23 @@
         <w:t>df.fillna</w:t>
       </w:r>
       <w:proofErr w:type="spellEnd"/>
-      <w:r>
-        <w:rPr>
-          <w:rFonts w:ascii="Courier New" w:eastAsia="Courier New" w:hAnsi="Courier New" w:cs="Courier New"/>
-          <w:sz w:val="22"/>
-          <w:szCs w:val="22"/>
-        </w:rPr>
-        <w:t>(0).</w:t>
+      <w:proofErr w:type="gramEnd"/>
+      <w:r>
+        <w:rPr>
+          <w:rFonts w:ascii="Courier New" w:eastAsia="Courier New" w:hAnsi="Courier New" w:cs="Courier New"/>
+          <w:sz w:val="22"/>
+          <w:szCs w:val="22"/>
+        </w:rPr>
+        <w:t>(0</w:t>
+      </w:r>
+      <w:proofErr w:type="gramStart"/>
+      <w:r>
+        <w:rPr>
+          <w:rFonts w:ascii="Courier New" w:eastAsia="Courier New" w:hAnsi="Courier New" w:cs="Courier New"/>
+          <w:sz w:val="22"/>
+          <w:szCs w:val="22"/>
+        </w:rPr>
+        <w:t>).</w:t>
       </w:r>
       <w:proofErr w:type="spellStart"/>
       <w:r>
@@ -2502,7 +2816,25 @@
           <w:sz w:val="22"/>
           <w:szCs w:val="22"/>
         </w:rPr>
-        <w:t>drop_duplicates</w:t>
+        <w:t>drop</w:t>
+      </w:r>
+      <w:proofErr w:type="gramEnd"/>
+      <w:r>
+        <w:rPr>
+          <w:rFonts w:ascii="Courier New" w:eastAsia="Courier New" w:hAnsi="Courier New" w:cs="Courier New"/>
+          <w:sz w:val="22"/>
+          <w:szCs w:val="22"/>
+        </w:rPr>
+        <w:t>_</w:t>
+      </w:r>
+      <w:proofErr w:type="gramStart"/>
+      <w:r>
+        <w:rPr>
+          <w:rFonts w:ascii="Courier New" w:eastAsia="Courier New" w:hAnsi="Courier New" w:cs="Courier New"/>
+          <w:sz w:val="22"/>
+          <w:szCs w:val="22"/>
+        </w:rPr>
+        <w:t>duplicates</w:t>
       </w:r>
       <w:proofErr w:type="spellEnd"/>
       <w:r>
@@ -2511,7 +2843,16 @@
           <w:sz w:val="22"/>
           <w:szCs w:val="22"/>
         </w:rPr>
-        <w:t>()</w:t>
+        <w:t>(</w:t>
+      </w:r>
+      <w:proofErr w:type="gramEnd"/>
+      <w:r>
+        <w:rPr>
+          <w:rFonts w:ascii="Courier New" w:eastAsia="Courier New" w:hAnsi="Courier New" w:cs="Courier New"/>
+          <w:sz w:val="22"/>
+          <w:szCs w:val="22"/>
+        </w:rPr>
+        <w:t>)</w:t>
       </w:r>
     </w:p>
     <w:p>
@@ -2565,7 +2906,16 @@
           <w:sz w:val="22"/>
           <w:szCs w:val="22"/>
         </w:rPr>
-        <w:t>value_counts</w:t>
+        <w:t>value_</w:t>
+      </w:r>
+      <w:proofErr w:type="gramStart"/>
+      <w:r>
+        <w:rPr>
+          <w:rFonts w:ascii="Courier New" w:eastAsia="Courier New" w:hAnsi="Courier New" w:cs="Courier New"/>
+          <w:sz w:val="22"/>
+          <w:szCs w:val="22"/>
+        </w:rPr>
+        <w:t>counts</w:t>
       </w:r>
       <w:proofErr w:type="spellEnd"/>
       <w:r>
@@ -2574,7 +2924,16 @@
           <w:sz w:val="22"/>
           <w:szCs w:val="22"/>
         </w:rPr>
-        <w:t>()</w:t>
+        <w:t>(</w:t>
+      </w:r>
+      <w:proofErr w:type="gramEnd"/>
+      <w:r>
+        <w:rPr>
+          <w:rFonts w:ascii="Courier New" w:eastAsia="Courier New" w:hAnsi="Courier New" w:cs="Courier New"/>
+          <w:sz w:val="22"/>
+          <w:szCs w:val="22"/>
+        </w:rPr>
+        <w:t>)</w:t>
       </w:r>
     </w:p>
     <w:p>
@@ -2593,9 +2952,19 @@
           <w:sz w:val="22"/>
           <w:szCs w:val="22"/>
         </w:rPr>
-        <w:t>protocol_count.plot</w:t>
+        <w:t>protocol_</w:t>
+      </w:r>
+      <w:proofErr w:type="gramStart"/>
+      <w:r>
+        <w:rPr>
+          <w:rFonts w:ascii="Courier New" w:eastAsia="Courier New" w:hAnsi="Courier New" w:cs="Courier New"/>
+          <w:sz w:val="22"/>
+          <w:szCs w:val="22"/>
+        </w:rPr>
+        <w:t>count.plot</w:t>
       </w:r>
       <w:proofErr w:type="spellEnd"/>
+      <w:proofErr w:type="gramEnd"/>
       <w:r>
         <w:rPr>
           <w:rFonts w:ascii="Courier New" w:eastAsia="Courier New" w:hAnsi="Courier New" w:cs="Courier New"/>
@@ -2605,6 +2974,7 @@
         <w:t xml:space="preserve">(kind='bar'); </w:t>
       </w:r>
       <w:proofErr w:type="spellStart"/>
+      <w:proofErr w:type="gramStart"/>
       <w:r>
         <w:rPr>
           <w:rFonts w:ascii="Courier New" w:eastAsia="Courier New" w:hAnsi="Courier New" w:cs="Courier New"/>
@@ -2614,6 +2984,7 @@
         <w:t>plt.show</w:t>
       </w:r>
       <w:proofErr w:type="spellEnd"/>
+      <w:proofErr w:type="gramEnd"/>
       <w:r>
         <w:rPr>
           <w:rFonts w:ascii="Courier New" w:eastAsia="Courier New" w:hAnsi="Courier New" w:cs="Courier New"/>
@@ -2683,11 +3054,19 @@
       </w:r>
       <w:proofErr w:type="spellStart"/>
       <w:r>
-        <w:t>drop_duplicates</w:t>
+        <w:t>drop_</w:t>
+      </w:r>
+      <w:proofErr w:type="gramStart"/>
+      <w:r>
+        <w:t>duplicates</w:t>
       </w:r>
       <w:proofErr w:type="spellEnd"/>
       <w:r>
-        <w:t>().</w:t>
+        <w:t>(</w:t>
+      </w:r>
+      <w:proofErr w:type="gramEnd"/>
+      <w:r>
+        <w:t>).</w:t>
       </w:r>
     </w:p>
     <w:p>
@@ -3570,6 +3949,9 @@
         <w:spacing w:before="80" w:after="80"/>
       </w:pPr>
       <w:r>
+        <w:rPr>
+          <w:noProof/>
+        </w:rPr>
         <w:drawing>
           <wp:inline distT="0" distB="0" distL="0" distR="0" wp14:anchorId="11954C2A" wp14:editId="19049746">
             <wp:extent cx="6172200" cy="3446145"/>
@@ -4461,7 +4843,15 @@
         <w:jc w:val="both"/>
       </w:pPr>
       <w:r>
-        <w:t>The dataset of 10,000 records was found to be clean and complete, with zero null values confirmed independently by both Python and SQL. The nearly equal distribution of TCP, UDP, and ICMP protocols indicates a balanced and realistic simulated network environment. The Power BI dashboard provides a ready-to-use tool for network administrators to monitor traffic trends at a glance.</w:t>
+        <w:t xml:space="preserve">The dataset of 10,000 records was found to be clean and complete, with zero null values confirmed independently by both Python and SQL. The nearly equal distribution of TCP, UDP, and ICMP protocols indicates a balanced and realistic simulated network environment. The Power BI dashboard provides a ready-to-use tool for network administrators to monitor traffic trends </w:t>
+      </w:r>
+      <w:proofErr w:type="gramStart"/>
+      <w:r>
+        <w:t>at a glance</w:t>
+      </w:r>
+      <w:proofErr w:type="gramEnd"/>
+      <w:r>
+        <w:t>.</w:t>
       </w:r>
     </w:p>
     <w:p>
@@ -4565,9 +4955,30 @@
     </w:p>
     <w:p>
       <w:pPr>
+        <w:spacing w:before="80" w:after="80"/>
+      </w:pPr>
+    </w:p>
+    <w:p>
+      <w:pPr>
+        <w:spacing w:before="80" w:after="80"/>
+      </w:pPr>
+    </w:p>
+    <w:p>
+      <w:pPr>
+        <w:spacing w:before="80" w:after="80"/>
+      </w:pPr>
+    </w:p>
+    <w:p>
+      <w:pPr>
+        <w:spacing w:before="80" w:after="80"/>
+      </w:pPr>
+    </w:p>
+    <w:p>
+      <w:pPr>
         <w:pStyle w:val="Heading1"/>
       </w:pPr>
       <w:r>
+        <w:lastRenderedPageBreak/>
         <w:t>CHAPTER 7: REFERENCES</w:t>
       </w:r>
     </w:p>
@@ -4594,7 +5005,6 @@
         <w:spacing w:before="60" w:after="60"/>
       </w:pPr>
       <w:r>
-        <w:lastRenderedPageBreak/>
         <w:t>Python Software Foundation. Python 3.14 Documentation. https://docs.python.org/3/</w:t>
       </w:r>
     </w:p>
@@ -4715,7 +5125,25 @@
         <w:sz w:val="18"/>
         <w:szCs w:val="18"/>
       </w:rPr>
-      <w:t xml:space="preserve">KCS Kasi Nadar College  |  Page </w:t>
+      <w:t xml:space="preserve">KCS Kasi Nadar </w:t>
+    </w:r>
+    <w:proofErr w:type="gramStart"/>
+    <w:r>
+      <w:rPr>
+        <w:color w:val="777777"/>
+        <w:sz w:val="18"/>
+        <w:szCs w:val="18"/>
+      </w:rPr>
+      <w:t>College  |</w:t>
+    </w:r>
+    <w:proofErr w:type="gramEnd"/>
+    <w:r>
+      <w:rPr>
+        <w:color w:val="777777"/>
+        <w:sz w:val="18"/>
+        <w:szCs w:val="18"/>
+      </w:rPr>
+      <w:t xml:space="preserve">  Page </w:t>
     </w:r>
     <w:r>
       <w:rPr>
@@ -5648,6 +6076,7 @@
   <w:style w:type="character" w:default="1" w:styleId="DefaultParagraphFont">
     <w:name w:val="Default Paragraph Font"/>
     <w:uiPriority w:val="1"/>
+    <w:semiHidden/>
     <w:unhideWhenUsed/>
   </w:style>
   <w:style w:type="table" w:default="1" w:styleId="TableNormal">
